--- a/Changes in the Referral.docx
+++ b/Changes in the Referral.docx
@@ -6,12 +6,22 @@
       <w:pPr>
         <w:rPr>
           <w:rFonts w:hint="eastAsia" w:eastAsia="PMingLiU"/>
-          <w:lang w:val="en-US" w:eastAsia="zh-TW"/>
-        </w:rPr>
-      </w:pPr>
-      <w:r>
-        <w:rPr>
-          <w:rFonts w:hint="eastAsia" w:eastAsia="PMingLiU"/>
+          <w:b/>
+          <w:bCs/>
+          <w:sz w:val="36"/>
+          <w:szCs w:val="36"/>
+          <w:u w:val="none"/>
+          <w:lang w:val="en-US" w:eastAsia="zh-TW"/>
+        </w:rPr>
+      </w:pPr>
+      <w:r>
+        <w:rPr>
+          <w:rFonts w:hint="eastAsia" w:eastAsia="PMingLiU"/>
+          <w:b/>
+          <w:bCs/>
+          <w:sz w:val="36"/>
+          <w:szCs w:val="36"/>
+          <w:u w:val="none"/>
           <w:lang w:val="en-US" w:eastAsia="zh-TW"/>
         </w:rPr>
         <w:t>Changes in the Referral</w:t>
@@ -20,34 +30,603 @@
     <w:p>
       <w:pPr>
         <w:rPr>
-          <w:rFonts w:hint="eastAsia" w:eastAsia="PMingLiU"/>
-          <w:lang w:val="en-US" w:eastAsia="zh-TW"/>
-        </w:rPr>
-      </w:pPr>
-      <w:r>
-        <w:rPr>
-          <w:rFonts w:hint="eastAsia" w:eastAsia="PMingLiU"/>
-          <w:lang w:val="en-US" w:eastAsia="zh-TW"/>
-        </w:rPr>
-        <w:t>- The github changes from            to            . The new githhub respository is based on the old one (Cloning it and then making changes.</w:t>
-      </w:r>
-    </w:p>
-    <w:p>
-      <w:pPr>
-        <w:rPr>
-          <w:rFonts w:hint="default" w:eastAsia="PMingLiU"/>
-          <w:lang w:val="en-US" w:eastAsia="zh-TW"/>
-        </w:rPr>
-      </w:pPr>
-      <w:r>
-        <w:rPr>
-          <w:rFonts w:hint="eastAsia" w:eastAsia="PMingLiU"/>
-          <w:lang w:val="en-US" w:eastAsia="zh-TW"/>
-        </w:rPr>
-        <w:t xml:space="preserve">- Changing the main logic of the detection module </w:t>
+          <w:rFonts w:hint="default" w:eastAsia="PMingLiU"/>
+          <w:u w:val="single"/>
+          <w:lang w:val="en-US" w:eastAsia="zh-TW"/>
+        </w:rPr>
+      </w:pPr>
+      <w:r>
+        <w:rPr>
+          <w:rFonts w:hint="eastAsia" w:eastAsia="PMingLiU"/>
+          <w:u w:val="single"/>
+          <w:lang w:val="en-US" w:eastAsia="zh-TW"/>
+        </w:rPr>
+        <w:t>Changing of github respository</w:t>
       </w:r>
       <w:bookmarkStart w:id="0" w:name="_GoBack"/>
       <w:bookmarkEnd w:id="0"/>
+    </w:p>
+    <w:p>
+      <w:pPr>
+        <w:ind w:left="210" w:hanging="210" w:hangingChars="100"/>
+        <w:jc w:val="left"/>
+        <w:rPr>
+          <w:rFonts w:hint="eastAsia" w:eastAsia="PMingLiU"/>
+          <w:lang w:val="en-US" w:eastAsia="zh-TW"/>
+        </w:rPr>
+      </w:pPr>
+      <w:r>
+        <w:rPr>
+          <w:rFonts w:hint="eastAsia" w:eastAsia="PMingLiU"/>
+          <w:lang w:val="en-US" w:eastAsia="zh-TW"/>
+        </w:rPr>
+        <w:t xml:space="preserve">-The github changes to </w:t>
+      </w:r>
+      <w:r>
+        <w:fldChar w:fldCharType="begin"/>
+      </w:r>
+      <w:r>
+        <w:instrText xml:space="preserve"> HYPERLINK "https://github.com/wingftsui/Final-Year-Project-New" </w:instrText>
+      </w:r>
+      <w:r>
+        <w:fldChar w:fldCharType="separate"/>
+      </w:r>
+      <w:r>
+        <w:rPr>
+          <w:rStyle w:val="4"/>
+        </w:rPr>
+        <w:t>https://github.com/wingftsui/Final-Year-Project-New</w:t>
+      </w:r>
+      <w:r>
+        <w:rPr>
+          <w:rStyle w:val="4"/>
+        </w:rPr>
+        <w:fldChar w:fldCharType="end"/>
+      </w:r>
+      <w:r>
+        <w:rPr>
+          <w:rFonts w:hint="eastAsia" w:eastAsia="PMingLiU"/>
+          <w:color w:val="FF0000"/>
+          <w:lang w:eastAsia="zh-TW"/>
+        </w:rPr>
+        <w:t xml:space="preserve"> </w:t>
+      </w:r>
+      <w:r>
+        <w:rPr>
+          <w:rFonts w:hint="eastAsia" w:eastAsia="PMingLiU"/>
+          <w:lang w:val="en-US" w:eastAsia="zh-TW"/>
+        </w:rPr>
+        <w:t xml:space="preserve">(from the old repository : </w:t>
+      </w:r>
+      <w:r>
+        <w:fldChar w:fldCharType="begin"/>
+      </w:r>
+      <w:r>
+        <w:instrText xml:space="preserve"> HYPERLINK "https://github.com/wingftsui/project-wingftsui" </w:instrText>
+      </w:r>
+      <w:r>
+        <w:fldChar w:fldCharType="separate"/>
+      </w:r>
+      <w:r>
+        <w:rPr>
+          <w:rStyle w:val="5"/>
+        </w:rPr>
+        <w:t>https://github.com/wingftsui/project-wingftsui</w:t>
+      </w:r>
+      <w:r>
+        <w:rPr>
+          <w:rStyle w:val="5"/>
+        </w:rPr>
+        <w:fldChar w:fldCharType="end"/>
+      </w:r>
+      <w:r>
+        <w:rPr>
+          <w:rFonts w:hint="eastAsia" w:eastAsia="PMingLiU"/>
+          <w:lang w:val="en-US" w:eastAsia="zh-TW"/>
+        </w:rPr>
+        <w:t xml:space="preserve"> ). The new github repository is based on the old one (Cloning it) and then making great changes on it.</w:t>
+      </w:r>
+    </w:p>
+    <w:p>
+      <w:pPr>
+        <w:rPr>
+          <w:rFonts w:hint="eastAsia" w:eastAsia="PMingLiU"/>
+          <w:lang w:val="en-US" w:eastAsia="zh-TW"/>
+        </w:rPr>
+      </w:pPr>
+    </w:p>
+    <w:p>
+      <w:pPr>
+        <w:rPr>
+          <w:rFonts w:hint="eastAsia" w:eastAsia="PMingLiU"/>
+          <w:lang w:val="en-US" w:eastAsia="zh-TW"/>
+        </w:rPr>
+      </w:pPr>
+      <w:r>
+        <w:rPr>
+          <w:rFonts w:hint="eastAsia" w:eastAsia="PMingLiU"/>
+          <w:u w:val="single"/>
+          <w:lang w:val="en-US" w:eastAsia="zh-TW"/>
+        </w:rPr>
+        <w:t>Changing the main logic of the detection module</w:t>
+      </w:r>
+    </w:p>
+    <w:p>
+      <w:pPr>
+        <w:rPr>
+          <w:rFonts w:hint="eastAsia"/>
+          <w:lang w:eastAsia="zh-TW"/>
+        </w:rPr>
+      </w:pPr>
+      <w:r>
+        <w:rPr>
+          <w:rFonts w:hint="eastAsia" w:eastAsia="PMingLiU"/>
+          <w:lang w:val="en-US" w:eastAsia="zh-TW"/>
+        </w:rPr>
+        <w:t xml:space="preserve">- </w:t>
+      </w:r>
+      <w:r>
+        <w:rPr>
+          <w:rFonts w:hint="eastAsia"/>
+          <w:lang w:eastAsia="zh-TW"/>
+        </w:rPr>
+        <w:t>Stop using abnormal RSSI as a detection mechanism</w:t>
+      </w:r>
+    </w:p>
+    <w:p>
+      <w:pPr>
+        <w:rPr>
+          <w:rFonts w:hint="default"/>
+          <w:lang w:val="en-US" w:eastAsia="zh-TW"/>
+        </w:rPr>
+      </w:pPr>
+      <w:r>
+        <w:rPr>
+          <w:rFonts w:hint="eastAsia"/>
+          <w:lang w:val="en-US" w:eastAsia="zh-TW"/>
+        </w:rPr>
+        <w:t xml:space="preserve">- </w:t>
+      </w:r>
+      <w:r>
+        <w:rPr>
+          <w:rFonts w:hint="eastAsia"/>
+          <w:lang w:eastAsia="zh-TW"/>
+        </w:rPr>
+        <w:t>Stop using abnormal sequence number as a detection mechanism</w:t>
+      </w:r>
+    </w:p>
+    <w:p>
+      <w:pPr>
+        <w:rPr>
+          <w:rFonts w:hint="default" w:eastAsia="PMingLiU"/>
+          <w:lang w:val="en-US" w:eastAsia="zh-TW"/>
+        </w:rPr>
+      </w:pPr>
+      <w:r>
+        <w:rPr>
+          <w:rFonts w:hint="eastAsia" w:eastAsia="PMingLiU"/>
+          <w:lang w:val="en-US" w:eastAsia="zh-TW"/>
+        </w:rPr>
+        <w:t xml:space="preserve">- </w:t>
+      </w:r>
+      <w:r>
+        <w:rPr>
+          <w:rFonts w:hint="eastAsia"/>
+          <w:lang w:eastAsia="zh-TW"/>
+        </w:rPr>
+        <w:t>U</w:t>
+      </w:r>
+      <w:r>
+        <w:rPr>
+          <w:lang w:eastAsia="zh-TW"/>
+        </w:rPr>
+        <w:t>s</w:t>
+      </w:r>
+      <w:r>
+        <w:rPr>
+          <w:rFonts w:hint="eastAsia"/>
+          <w:lang w:eastAsia="zh-TW"/>
+        </w:rPr>
+        <w:t>ing</w:t>
+      </w:r>
+      <w:r>
+        <w:rPr>
+          <w:lang w:eastAsia="zh-TW"/>
+        </w:rPr>
+        <w:t xml:space="preserve"> </w:t>
+      </w:r>
+      <w:r>
+        <w:rPr>
+          <w:rFonts w:hint="eastAsia"/>
+          <w:lang w:eastAsia="zh-TW"/>
+        </w:rPr>
+        <w:t>Rule based</w:t>
+      </w:r>
+      <w:r>
+        <w:rPr>
+          <w:lang w:eastAsia="zh-TW"/>
+        </w:rPr>
+        <w:t xml:space="preserve"> </w:t>
+      </w:r>
+      <w:r>
+        <w:rPr>
+          <w:rFonts w:hint="eastAsia"/>
+          <w:lang w:eastAsia="zh-TW"/>
+        </w:rPr>
+        <w:t>L</w:t>
+      </w:r>
+      <w:r>
+        <w:rPr>
+          <w:lang w:eastAsia="zh-TW"/>
+        </w:rPr>
+        <w:t xml:space="preserve">ogic as the </w:t>
+      </w:r>
+      <w:r>
+        <w:rPr>
+          <w:rFonts w:hint="eastAsia"/>
+          <w:lang w:eastAsia="zh-TW"/>
+        </w:rPr>
+        <w:t>D</w:t>
+      </w:r>
+      <w:r>
+        <w:rPr>
+          <w:lang w:eastAsia="zh-TW"/>
+        </w:rPr>
+        <w:t xml:space="preserve">etection </w:t>
+      </w:r>
+      <w:r>
+        <w:rPr>
+          <w:rFonts w:hint="eastAsia"/>
+          <w:lang w:eastAsia="zh-TW"/>
+        </w:rPr>
+        <w:t>M</w:t>
+      </w:r>
+      <w:r>
+        <w:rPr>
+          <w:lang w:eastAsia="zh-TW"/>
+        </w:rPr>
+        <w:t>echanism</w:t>
+      </w:r>
+      <w:r>
+        <w:rPr>
+          <w:rFonts w:hint="eastAsia"/>
+          <w:lang w:eastAsia="zh-TW"/>
+        </w:rPr>
+        <w:t xml:space="preserve"> Instead</w:t>
+      </w:r>
+    </w:p>
+    <w:p>
+      <w:pPr>
+        <w:rPr>
+          <w:rFonts w:hint="eastAsia" w:eastAsia="PMingLiU"/>
+          <w:u w:val="single"/>
+          <w:lang w:val="en-US" w:eastAsia="zh-TW"/>
+        </w:rPr>
+      </w:pPr>
+    </w:p>
+    <w:p>
+      <w:pPr>
+        <w:rPr>
+          <w:rFonts w:hint="default" w:eastAsia="PMingLiU"/>
+          <w:u w:val="single"/>
+          <w:lang w:val="en-US" w:eastAsia="zh-TW"/>
+        </w:rPr>
+      </w:pPr>
+      <w:r>
+        <w:rPr>
+          <w:rFonts w:hint="eastAsia" w:eastAsia="PMingLiU"/>
+          <w:u w:val="single"/>
+          <w:lang w:val="en-US" w:eastAsia="zh-TW"/>
+        </w:rPr>
+        <w:t>Using Research Questions to let the project stay more focus</w:t>
+      </w:r>
+    </w:p>
+    <w:p>
+      <w:pPr>
+        <w:rPr>
+          <w:rFonts w:hint="default" w:eastAsia="PMingLiU"/>
+          <w:u w:val="single"/>
+          <w:lang w:val="en-US" w:eastAsia="zh-TW"/>
+        </w:rPr>
+      </w:pPr>
+      <w:r>
+        <w:rPr>
+          <w:rFonts w:hint="eastAsia" w:eastAsia="PMingLiU"/>
+          <w:u w:val="none"/>
+          <w:lang w:val="en-US" w:eastAsia="zh-TW"/>
+        </w:rPr>
+        <w:t>- Including what, how, why questions</w:t>
+      </w:r>
+    </w:p>
+    <w:p>
+      <w:pPr>
+        <w:rPr>
+          <w:rFonts w:hint="eastAsia" w:eastAsia="PMingLiU"/>
+          <w:u w:val="single"/>
+          <w:lang w:val="en-US" w:eastAsia="zh-TW"/>
+        </w:rPr>
+      </w:pPr>
+    </w:p>
+    <w:p>
+      <w:pPr>
+        <w:rPr>
+          <w:rFonts w:hint="eastAsia" w:eastAsia="PMingLiU"/>
+          <w:u w:val="single"/>
+          <w:lang w:val="en-US" w:eastAsia="zh-TW"/>
+        </w:rPr>
+      </w:pPr>
+      <w:r>
+        <w:rPr>
+          <w:rFonts w:hint="eastAsia" w:eastAsia="PMingLiU"/>
+          <w:u w:val="single"/>
+          <w:lang w:val="en-US" w:eastAsia="zh-TW"/>
+        </w:rPr>
+        <w:t>Divide the experiments into 5 phases</w:t>
+      </w:r>
+    </w:p>
+    <w:p>
+      <w:pPr>
+        <w:rPr>
+          <w:rFonts w:hint="eastAsia" w:eastAsia="PMingLiU"/>
+          <w:u w:val="none"/>
+          <w:lang w:val="en-US" w:eastAsia="zh-TW"/>
+        </w:rPr>
+      </w:pPr>
+      <w:r>
+        <w:rPr>
+          <w:rFonts w:hint="eastAsia" w:eastAsia="PMingLiU"/>
+          <w:u w:val="none"/>
+          <w:lang w:val="en-US" w:eastAsia="zh-TW"/>
+        </w:rPr>
+        <w:t>-Each phases have its own purposes</w:t>
+      </w:r>
+    </w:p>
+    <w:p>
+      <w:pPr>
+        <w:rPr>
+          <w:rFonts w:hint="default" w:eastAsia="PMingLiU"/>
+          <w:u w:val="none"/>
+          <w:lang w:val="en-US" w:eastAsia="zh-TW"/>
+        </w:rPr>
+      </w:pPr>
+      <w:r>
+        <w:rPr>
+          <w:rFonts w:hint="eastAsia" w:eastAsia="PMingLiU"/>
+          <w:u w:val="none"/>
+          <w:lang w:val="en-US" w:eastAsia="zh-TW"/>
+        </w:rPr>
+        <w:t>-Using the scenario based testing in phases 5 to simulate the attack and defense process and circumstances</w:t>
+      </w:r>
+    </w:p>
+    <w:p>
+      <w:pPr>
+        <w:rPr>
+          <w:rFonts w:hint="eastAsia" w:eastAsia="PMingLiU"/>
+          <w:lang w:val="en-US" w:eastAsia="zh-TW"/>
+        </w:rPr>
+      </w:pPr>
+    </w:p>
+    <w:p>
+      <w:pPr>
+        <w:rPr>
+          <w:rFonts w:hint="default" w:eastAsia="PMingLiU"/>
+          <w:u w:val="single"/>
+          <w:lang w:val="en-US" w:eastAsia="zh-TW"/>
+        </w:rPr>
+      </w:pPr>
+      <w:r>
+        <w:rPr>
+          <w:rFonts w:hint="eastAsia" w:eastAsia="PMingLiU"/>
+          <w:u w:val="single"/>
+          <w:lang w:val="en-US" w:eastAsia="zh-TW"/>
+        </w:rPr>
+        <w:t>Changing from both Indoor and Outdoor Experiments to Indoor Experiments only</w:t>
+      </w:r>
+    </w:p>
+    <w:p>
+      <w:pPr>
+        <w:rPr>
+          <w:rFonts w:hint="default" w:eastAsia="PMingLiU"/>
+          <w:lang w:val="en-US" w:eastAsia="zh-TW"/>
+        </w:rPr>
+      </w:pPr>
+      <w:r>
+        <w:rPr>
+          <w:rFonts w:hint="eastAsia" w:eastAsia="PMingLiU"/>
+          <w:lang w:val="en-US" w:eastAsia="zh-TW"/>
+        </w:rPr>
+        <w:t>- because of the law compliance and the safety reasons</w:t>
+      </w:r>
+    </w:p>
+    <w:p>
+      <w:pPr>
+        <w:rPr>
+          <w:rFonts w:hint="eastAsia" w:eastAsia="PMingLiU"/>
+          <w:lang w:val="en-US" w:eastAsia="zh-TW"/>
+        </w:rPr>
+      </w:pPr>
+    </w:p>
+    <w:p>
+      <w:pPr>
+        <w:rPr>
+          <w:rFonts w:hint="eastAsia" w:eastAsia="PMingLiU"/>
+          <w:u w:val="single"/>
+          <w:lang w:val="en-US" w:eastAsia="zh-TW"/>
+        </w:rPr>
+      </w:pPr>
+      <w:r>
+        <w:rPr>
+          <w:rFonts w:hint="eastAsia" w:eastAsia="PMingLiU"/>
+          <w:u w:val="single"/>
+          <w:lang w:val="en-US" w:eastAsia="zh-TW"/>
+        </w:rPr>
+        <w:t>Restructure the 10000 words report</w:t>
+      </w:r>
+    </w:p>
+    <w:p>
+      <w:pPr>
+        <w:rPr>
+          <w:rFonts w:hint="default" w:eastAsia="PMingLiU"/>
+          <w:u w:val="none"/>
+          <w:lang w:val="en-US" w:eastAsia="zh-TW"/>
+        </w:rPr>
+      </w:pPr>
+      <w:r>
+        <w:rPr>
+          <w:rFonts w:hint="eastAsia" w:eastAsia="PMingLiU"/>
+          <w:u w:val="none"/>
+          <w:lang w:val="en-US" w:eastAsia="zh-TW"/>
+        </w:rPr>
+        <w:t>- including the title, topics, subtopics, and the contents insides as well as their sequences. In fact, most parts are updated and added new topics and subtopics.</w:t>
+      </w:r>
+    </w:p>
+    <w:p>
+      <w:pPr>
+        <w:rPr>
+          <w:rFonts w:hint="default" w:eastAsia="PMingLiU"/>
+          <w:u w:val="none"/>
+          <w:lang w:val="en-US" w:eastAsia="zh-TW"/>
+        </w:rPr>
+      </w:pPr>
+      <w:r>
+        <w:rPr>
+          <w:rFonts w:hint="eastAsia" w:eastAsia="PMingLiU"/>
+          <w:u w:val="none"/>
+          <w:lang w:val="en-US" w:eastAsia="zh-TW"/>
+        </w:rPr>
+        <w:t>- Using evidence to drive the contents to form a story line</w:t>
+      </w:r>
+    </w:p>
+    <w:p>
+      <w:pPr>
+        <w:rPr>
+          <w:rFonts w:hint="default" w:eastAsia="PMingLiU"/>
+          <w:u w:val="none"/>
+          <w:lang w:val="en-US" w:eastAsia="zh-TW"/>
+        </w:rPr>
+      </w:pPr>
+      <w:r>
+        <w:rPr>
+          <w:rFonts w:hint="eastAsia" w:eastAsia="PMingLiU"/>
+          <w:u w:val="none"/>
+          <w:lang w:val="en-US" w:eastAsia="zh-TW"/>
+        </w:rPr>
+        <w:t>- Rewrite the Literature Reviews, conclusion</w:t>
+      </w:r>
+    </w:p>
+    <w:p>
+      <w:pPr>
+        <w:rPr>
+          <w:rFonts w:hint="eastAsia" w:eastAsia="PMingLiU"/>
+          <w:u w:val="none"/>
+          <w:lang w:val="en-US" w:eastAsia="zh-TW"/>
+        </w:rPr>
+      </w:pPr>
+      <w:r>
+        <w:rPr>
+          <w:rFonts w:hint="eastAsia" w:eastAsia="PMingLiU"/>
+          <w:u w:val="none"/>
+          <w:lang w:val="en-US" w:eastAsia="zh-TW"/>
+        </w:rPr>
+        <w:t>- other things added in the report:</w:t>
+      </w:r>
+    </w:p>
+    <w:p>
+      <w:pPr>
+        <w:ind w:firstLine="210" w:firstLineChars="100"/>
+        <w:rPr>
+          <w:rFonts w:hint="default" w:eastAsia="PMingLiU"/>
+          <w:u w:val="none"/>
+          <w:lang w:val="en-US" w:eastAsia="zh-TW"/>
+        </w:rPr>
+      </w:pPr>
+      <w:r>
+        <w:rPr>
+          <w:rFonts w:hint="eastAsia" w:eastAsia="PMingLiU"/>
+          <w:u w:val="none"/>
+          <w:lang w:val="en-US" w:eastAsia="zh-TW"/>
+        </w:rPr>
+        <w:t>- the list of abbreviation</w:t>
+      </w:r>
+    </w:p>
+    <w:p>
+      <w:pPr>
+        <w:ind w:firstLine="210" w:firstLineChars="100"/>
+        <w:rPr>
+          <w:rFonts w:hint="default" w:eastAsia="PMingLiU"/>
+          <w:u w:val="none"/>
+          <w:lang w:val="en-US" w:eastAsia="zh-TW"/>
+        </w:rPr>
+      </w:pPr>
+      <w:r>
+        <w:rPr>
+          <w:rFonts w:hint="eastAsia" w:eastAsia="PMingLiU"/>
+          <w:u w:val="none"/>
+          <w:lang w:val="en-US" w:eastAsia="zh-TW"/>
+        </w:rPr>
+        <w:t>- tables, figures</w:t>
+      </w:r>
+    </w:p>
+    <w:p>
+      <w:pPr>
+        <w:ind w:firstLine="210" w:firstLineChars="100"/>
+        <w:rPr>
+          <w:rFonts w:hint="eastAsia" w:eastAsia="PMingLiU"/>
+          <w:u w:val="none"/>
+          <w:lang w:val="en-US" w:eastAsia="zh-TW"/>
+        </w:rPr>
+      </w:pPr>
+      <w:r>
+        <w:rPr>
+          <w:rFonts w:hint="eastAsia" w:eastAsia="PMingLiU"/>
+          <w:u w:val="none"/>
+          <w:lang w:val="en-US" w:eastAsia="zh-TW"/>
+        </w:rPr>
+        <w:t>- references, appendix</w:t>
+      </w:r>
+    </w:p>
+    <w:p>
+      <w:pPr>
+        <w:rPr>
+          <w:rFonts w:hint="default" w:eastAsia="PMingLiU"/>
+          <w:u w:val="none"/>
+          <w:lang w:val="en-US" w:eastAsia="zh-TW"/>
+        </w:rPr>
+      </w:pPr>
+      <w:r>
+        <w:rPr>
+          <w:rFonts w:hint="eastAsia" w:eastAsia="PMingLiU"/>
+          <w:u w:val="none"/>
+          <w:lang w:val="en-US" w:eastAsia="zh-TW"/>
+        </w:rPr>
+        <w:t>- Proofreading many times</w:t>
+      </w:r>
+    </w:p>
+    <w:p>
+      <w:pPr>
+        <w:rPr>
+          <w:rFonts w:hint="eastAsia" w:eastAsia="PMingLiU"/>
+          <w:u w:val="none"/>
+          <w:lang w:val="en-US" w:eastAsia="zh-TW"/>
+        </w:rPr>
+      </w:pPr>
+    </w:p>
+    <w:p>
+      <w:pPr>
+        <w:rPr>
+          <w:rFonts w:hint="default" w:eastAsia="PMingLiU"/>
+          <w:u w:val="single"/>
+          <w:lang w:val="en-US" w:eastAsia="zh-TW"/>
+        </w:rPr>
+      </w:pPr>
+      <w:r>
+        <w:rPr>
+          <w:rFonts w:hint="eastAsia" w:eastAsia="PMingLiU"/>
+          <w:u w:val="single"/>
+          <w:lang w:val="en-US" w:eastAsia="zh-TW"/>
+        </w:rPr>
+        <w:t>Preparing the new poster, new video</w:t>
+      </w:r>
     </w:p>
     <w:sectPr>
       <w:pgSz w:w="11906" w:h="16838"/>
@@ -155,8 +734,8 @@
     <w:lsdException w:unhideWhenUsed="0" w:uiPriority="0" w:semiHidden="0" w:name="Body Text Indent 2"/>
     <w:lsdException w:unhideWhenUsed="0" w:uiPriority="0" w:semiHidden="0" w:name="Body Text Indent 3"/>
     <w:lsdException w:unhideWhenUsed="0" w:uiPriority="0" w:semiHidden="0" w:name="Block Text"/>
-    <w:lsdException w:unhideWhenUsed="0" w:uiPriority="0" w:semiHidden="0" w:name="Hyperlink"/>
-    <w:lsdException w:unhideWhenUsed="0" w:uiPriority="0" w:semiHidden="0" w:name="FollowedHyperlink"/>
+    <w:lsdException w:qFormat="1" w:uiPriority="99" w:semiHidden="0" w:name="Hyperlink"/>
+    <w:lsdException w:qFormat="1" w:uiPriority="99" w:semiHidden="0" w:name="FollowedHyperlink"/>
     <w:lsdException w:qFormat="1" w:unhideWhenUsed="0" w:uiPriority="0" w:semiHidden="0" w:name="Strong"/>
     <w:lsdException w:qFormat="1" w:unhideWhenUsed="0" w:uiPriority="0" w:semiHidden="0" w:name="Emphasis"/>
     <w:lsdException w:unhideWhenUsed="0" w:uiPriority="0" w:semiHidden="0" w:name="Document Map"/>
@@ -173,7 +752,7 @@
     <w:lsdException w:unhideWhenUsed="0" w:uiPriority="0" w:semiHidden="0" w:name="HTML Sample"/>
     <w:lsdException w:unhideWhenUsed="0" w:uiPriority="0" w:semiHidden="0" w:name="HTML Typewriter"/>
     <w:lsdException w:unhideWhenUsed="0" w:uiPriority="0" w:semiHidden="0" w:name="HTML Variable"/>
-    <w:lsdException w:unhideWhenUsed="0" w:uiPriority="0" w:name="Normal Table"/>
+    <w:lsdException w:qFormat="1" w:unhideWhenUsed="0" w:uiPriority="0" w:name="Normal Table"/>
     <w:lsdException w:unhideWhenUsed="0" w:uiPriority="0" w:semiHidden="0" w:name="annotation subject"/>
     <w:lsdException w:unhideWhenUsed="0" w:uiPriority="0" w:semiHidden="0" w:name="Table Simple 1"/>
     <w:lsdException w:unhideWhenUsed="0" w:uiPriority="0" w:semiHidden="0" w:name="Table Simple 2"/>
@@ -344,6 +923,7 @@
   <w:style w:type="table" w:default="1" w:styleId="2">
     <w:name w:val="Normal Table"/>
     <w:semiHidden/>
+    <w:qFormat/>
     <w:uiPriority w:val="0"/>
     <w:tblPr>
       <w:tblCellMar>
@@ -353,6 +933,33 @@
         <w:right w:w="108" w:type="dxa"/>
       </w:tblCellMar>
     </w:tblPr>
+  </w:style>
+  <w:style w:type="character" w:styleId="4">
+    <w:name w:val="FollowedHyperlink"/>
+    <w:basedOn w:val="3"/>
+    <w:unhideWhenUsed/>
+    <w:qFormat/>
+    <w:uiPriority w:val="99"/>
+    <w:rPr>
+      <w:color w:val="800080"/>
+      <w:u w:val="single"/>
+    </w:rPr>
+  </w:style>
+  <w:style w:type="character" w:styleId="5">
+    <w:name w:val="Hyperlink"/>
+    <w:basedOn w:val="3"/>
+    <w:unhideWhenUsed/>
+    <w:qFormat/>
+    <w:uiPriority w:val="99"/>
+    <w:rPr>
+      <w:color w:val="0026E5" w:themeColor="hyperlink"/>
+      <w:u w:val="single"/>
+      <w14:textFill>
+        <w14:solidFill>
+          <w14:schemeClr w14:val="hlink"/>
+        </w14:solidFill>
+      </w14:textFill>
+    </w:rPr>
   </w:style>
 </w:styles>
 </file>

--- a/Changes in the Referral.docx
+++ b/Changes in the Referral.docx
@@ -43,257 +43,377 @@
         </w:rPr>
         <w:t>Changing of github respository</w:t>
       </w:r>
+    </w:p>
+    <w:p>
+      <w:pPr>
+        <w:ind w:left="210" w:hanging="210" w:hangingChars="100"/>
+        <w:jc w:val="left"/>
+        <w:rPr>
+          <w:rFonts w:hint="eastAsia" w:eastAsia="PMingLiU"/>
+          <w:lang w:val="en-US" w:eastAsia="zh-TW"/>
+        </w:rPr>
+      </w:pPr>
+      <w:r>
+        <w:rPr>
+          <w:rFonts w:hint="eastAsia" w:eastAsia="PMingLiU"/>
+          <w:lang w:val="en-US" w:eastAsia="zh-TW"/>
+        </w:rPr>
+        <w:t xml:space="preserve">-The github changes to </w:t>
+      </w:r>
+      <w:r>
+        <w:fldChar w:fldCharType="begin"/>
+      </w:r>
+      <w:r>
+        <w:instrText xml:space="preserve"> HYPERLINK "https://github.com/wingftsui/Final-Year-Project-New" </w:instrText>
+      </w:r>
+      <w:r>
+        <w:fldChar w:fldCharType="separate"/>
+      </w:r>
+      <w:r>
+        <w:rPr>
+          <w:rStyle w:val="4"/>
+        </w:rPr>
+        <w:t>https://github.com/wingftsui/Final-Year-Project-New</w:t>
+      </w:r>
+      <w:r>
+        <w:rPr>
+          <w:rStyle w:val="4"/>
+        </w:rPr>
+        <w:fldChar w:fldCharType="end"/>
+      </w:r>
+      <w:r>
+        <w:rPr>
+          <w:rFonts w:hint="eastAsia" w:eastAsia="PMingLiU"/>
+          <w:color w:val="FF0000"/>
+          <w:lang w:eastAsia="zh-TW"/>
+        </w:rPr>
+        <w:t xml:space="preserve"> </w:t>
+      </w:r>
+      <w:r>
+        <w:rPr>
+          <w:rFonts w:hint="eastAsia" w:eastAsia="PMingLiU"/>
+          <w:lang w:val="en-US" w:eastAsia="zh-TW"/>
+        </w:rPr>
+        <w:t xml:space="preserve">(from the old repository : </w:t>
+      </w:r>
+      <w:r>
+        <w:fldChar w:fldCharType="begin"/>
+      </w:r>
+      <w:r>
+        <w:instrText xml:space="preserve"> HYPERLINK "https://github.com/wingftsui/project-wingftsui" </w:instrText>
+      </w:r>
+      <w:r>
+        <w:fldChar w:fldCharType="separate"/>
+      </w:r>
+      <w:r>
+        <w:rPr>
+          <w:rStyle w:val="5"/>
+        </w:rPr>
+        <w:t>https://github.com/wingftsui/project-wingftsui</w:t>
+      </w:r>
+      <w:r>
+        <w:rPr>
+          <w:rStyle w:val="5"/>
+        </w:rPr>
+        <w:fldChar w:fldCharType="end"/>
+      </w:r>
+      <w:r>
+        <w:rPr>
+          <w:rFonts w:hint="eastAsia" w:eastAsia="PMingLiU"/>
+          <w:lang w:val="en-US" w:eastAsia="zh-TW"/>
+        </w:rPr>
+        <w:t xml:space="preserve"> ). The new github repository is based on the old one (Cloning it) and then making great changes on it.</w:t>
+      </w:r>
+    </w:p>
+    <w:p>
+      <w:pPr>
+        <w:rPr>
+          <w:rFonts w:hint="eastAsia" w:eastAsia="PMingLiU"/>
+          <w:lang w:val="en-US" w:eastAsia="zh-TW"/>
+        </w:rPr>
+      </w:pPr>
+    </w:p>
+    <w:p>
+      <w:pPr>
+        <w:rPr>
+          <w:rFonts w:hint="default" w:eastAsia="PMingLiU"/>
+          <w:u w:val="single"/>
+          <w:lang w:val="en-US" w:eastAsia="zh-TW"/>
+        </w:rPr>
+      </w:pPr>
+      <w:r>
+        <w:rPr>
+          <w:rFonts w:hint="eastAsia" w:eastAsia="PMingLiU"/>
+          <w:u w:val="single"/>
+          <w:lang w:val="en-US" w:eastAsia="zh-TW"/>
+        </w:rPr>
+        <w:t>Prioritize the Robust Over Splendid</w:t>
+      </w:r>
+    </w:p>
+    <w:p>
+      <w:pPr>
+        <w:rPr>
+          <w:rFonts w:hint="eastAsia" w:eastAsia="PMingLiU"/>
+          <w:lang w:val="en-US" w:eastAsia="zh-TW"/>
+        </w:rPr>
+      </w:pPr>
+      <w:r>
+        <w:rPr>
+          <w:rFonts w:hint="eastAsia" w:eastAsia="PMingLiU"/>
+          <w:lang w:val="en-US" w:eastAsia="zh-TW"/>
+        </w:rPr>
+        <w:t>- This is the reasons of the changes in the detection module as well as the response module in the IPS</w:t>
+      </w:r>
+    </w:p>
+    <w:p>
+      <w:pPr>
+        <w:rPr>
+          <w:rFonts w:hint="default" w:eastAsia="PMingLiU"/>
+          <w:lang w:val="en-US" w:eastAsia="zh-TW"/>
+        </w:rPr>
+      </w:pPr>
+    </w:p>
+    <w:p>
+      <w:pPr>
+        <w:rPr>
+          <w:rFonts w:hint="eastAsia" w:eastAsia="PMingLiU"/>
+          <w:lang w:val="en-US" w:eastAsia="zh-TW"/>
+        </w:rPr>
+      </w:pPr>
+      <w:r>
+        <w:rPr>
+          <w:rFonts w:hint="eastAsia" w:eastAsia="PMingLiU"/>
+          <w:u w:val="single"/>
+          <w:lang w:val="en-US" w:eastAsia="zh-TW"/>
+        </w:rPr>
+        <w:t>Changing the main logic of the detection module</w:t>
+      </w:r>
+    </w:p>
+    <w:p>
+      <w:pPr>
+        <w:rPr>
+          <w:rFonts w:hint="eastAsia"/>
+          <w:lang w:eastAsia="zh-TW"/>
+        </w:rPr>
+      </w:pPr>
+      <w:r>
+        <w:rPr>
+          <w:rFonts w:hint="eastAsia" w:eastAsia="PMingLiU"/>
+          <w:lang w:val="en-US" w:eastAsia="zh-TW"/>
+        </w:rPr>
+        <w:t xml:space="preserve">- </w:t>
+      </w:r>
+      <w:r>
+        <w:rPr>
+          <w:rFonts w:hint="eastAsia"/>
+          <w:lang w:eastAsia="zh-TW"/>
+        </w:rPr>
+        <w:t>Stop using abnormal RSSI as a detection mechanism</w:t>
+      </w:r>
+    </w:p>
+    <w:p>
+      <w:pPr>
+        <w:rPr>
+          <w:rFonts w:hint="default"/>
+          <w:lang w:val="en-US" w:eastAsia="zh-TW"/>
+        </w:rPr>
+      </w:pPr>
+      <w:r>
+        <w:rPr>
+          <w:rFonts w:hint="eastAsia"/>
+          <w:lang w:val="en-US" w:eastAsia="zh-TW"/>
+        </w:rPr>
+        <w:t xml:space="preserve">- </w:t>
+      </w:r>
+      <w:r>
+        <w:rPr>
+          <w:rFonts w:hint="eastAsia"/>
+          <w:lang w:eastAsia="zh-TW"/>
+        </w:rPr>
+        <w:t>Stop using abnormal sequence number as a detection mechanism</w:t>
+      </w:r>
+    </w:p>
+    <w:p>
+      <w:pPr>
+        <w:rPr>
+          <w:rFonts w:hint="default"/>
+          <w:lang w:val="en-US" w:eastAsia="zh-TW"/>
+        </w:rPr>
+      </w:pPr>
+      <w:r>
+        <w:rPr>
+          <w:rFonts w:hint="eastAsia" w:eastAsia="PMingLiU"/>
+          <w:lang w:val="en-US" w:eastAsia="zh-TW"/>
+        </w:rPr>
+        <w:t xml:space="preserve">- </w:t>
+      </w:r>
+      <w:r>
+        <w:rPr>
+          <w:rFonts w:hint="eastAsia"/>
+          <w:lang w:eastAsia="zh-TW"/>
+        </w:rPr>
+        <w:t>U</w:t>
+      </w:r>
+      <w:r>
+        <w:rPr>
+          <w:lang w:eastAsia="zh-TW"/>
+        </w:rPr>
+        <w:t>s</w:t>
+      </w:r>
+      <w:r>
+        <w:rPr>
+          <w:rFonts w:hint="eastAsia"/>
+          <w:lang w:eastAsia="zh-TW"/>
+        </w:rPr>
+        <w:t>ing</w:t>
+      </w:r>
+      <w:r>
+        <w:rPr>
+          <w:lang w:eastAsia="zh-TW"/>
+        </w:rPr>
+        <w:t xml:space="preserve"> </w:t>
+      </w:r>
+      <w:r>
+        <w:rPr>
+          <w:rFonts w:hint="eastAsia"/>
+          <w:lang w:eastAsia="zh-TW"/>
+        </w:rPr>
+        <w:t>Rule based</w:t>
+      </w:r>
+      <w:r>
+        <w:rPr>
+          <w:lang w:eastAsia="zh-TW"/>
+        </w:rPr>
+        <w:t xml:space="preserve"> </w:t>
+      </w:r>
+      <w:r>
+        <w:rPr>
+          <w:rFonts w:hint="eastAsia"/>
+          <w:lang w:eastAsia="zh-TW"/>
+        </w:rPr>
+        <w:t>L</w:t>
+      </w:r>
+      <w:r>
+        <w:rPr>
+          <w:lang w:eastAsia="zh-TW"/>
+        </w:rPr>
+        <w:t xml:space="preserve">ogic as the </w:t>
+      </w:r>
+      <w:r>
+        <w:rPr>
+          <w:rFonts w:hint="eastAsia"/>
+          <w:lang w:eastAsia="zh-TW"/>
+        </w:rPr>
+        <w:t>D</w:t>
+      </w:r>
+      <w:r>
+        <w:rPr>
+          <w:lang w:eastAsia="zh-TW"/>
+        </w:rPr>
+        <w:t xml:space="preserve">etection </w:t>
+      </w:r>
+      <w:r>
+        <w:rPr>
+          <w:rFonts w:hint="eastAsia"/>
+          <w:lang w:eastAsia="zh-TW"/>
+        </w:rPr>
+        <w:t>M</w:t>
+      </w:r>
+      <w:r>
+        <w:rPr>
+          <w:lang w:eastAsia="zh-TW"/>
+        </w:rPr>
+        <w:t>echanism</w:t>
+      </w:r>
+      <w:r>
+        <w:rPr>
+          <w:rFonts w:hint="eastAsia"/>
+          <w:lang w:eastAsia="zh-TW"/>
+        </w:rPr>
+        <w:t xml:space="preserve"> Instead</w:t>
+      </w:r>
+      <w:r>
+        <w:rPr>
+          <w:rFonts w:hint="eastAsia"/>
+          <w:lang w:val="en-US" w:eastAsia="zh-TW"/>
+        </w:rPr>
+        <w:t xml:space="preserve"> (3 rules that illustrated in the FYP report)</w:t>
+      </w:r>
+    </w:p>
+    <w:p>
+      <w:pPr>
+        <w:rPr>
+          <w:rFonts w:hint="eastAsia"/>
+          <w:lang w:eastAsia="zh-TW"/>
+        </w:rPr>
+      </w:pPr>
+    </w:p>
+    <w:p>
+      <w:pPr>
+        <w:rPr>
+          <w:rFonts w:hint="eastAsia" w:eastAsia="PMingLiU"/>
+          <w:lang w:val="en-US" w:eastAsia="zh-TW"/>
+        </w:rPr>
+      </w:pPr>
+      <w:r>
+        <w:rPr>
+          <w:rFonts w:hint="eastAsia" w:eastAsia="PMingLiU"/>
+          <w:u w:val="single"/>
+          <w:lang w:val="en-US" w:eastAsia="zh-TW"/>
+        </w:rPr>
+        <w:t>Changing the Response module</w:t>
+      </w:r>
+    </w:p>
+    <w:p>
+      <w:pPr>
+        <w:rPr>
+          <w:rFonts w:hint="default" w:eastAsia="PMingLiU"/>
+          <w:u w:val="none"/>
+          <w:lang w:val="en-US" w:eastAsia="zh-TW"/>
+        </w:rPr>
+      </w:pPr>
+      <w:r>
+        <w:rPr>
+          <w:rFonts w:hint="eastAsia" w:eastAsia="PMingLiU"/>
+          <w:u w:val="none"/>
+          <w:lang w:val="en-US" w:eastAsia="zh-TW"/>
+        </w:rPr>
+        <w:t xml:space="preserve">-Simplify the </w:t>
+      </w:r>
+      <w:r>
+        <w:rPr>
+          <w:rFonts w:hint="default" w:eastAsia="PMingLiU"/>
+          <w:u w:val="none"/>
+          <w:lang w:val="en-US" w:eastAsia="zh-TW"/>
+        </w:rPr>
+        <w:t>“</w:t>
+      </w:r>
+      <w:r>
+        <w:rPr>
+          <w:rFonts w:hint="eastAsia" w:eastAsia="PMingLiU"/>
+          <w:u w:val="none"/>
+          <w:lang w:val="en-US" w:eastAsia="zh-TW"/>
+        </w:rPr>
+        <w:t>Self Deauth</w:t>
+      </w:r>
+      <w:r>
+        <w:rPr>
+          <w:rFonts w:hint="default" w:eastAsia="PMingLiU"/>
+          <w:u w:val="none"/>
+          <w:lang w:val="en-US" w:eastAsia="zh-TW"/>
+        </w:rPr>
+        <w:t>”</w:t>
+      </w:r>
+      <w:r>
+        <w:rPr>
+          <w:rFonts w:hint="eastAsia" w:eastAsia="PMingLiU"/>
+          <w:u w:val="none"/>
+          <w:lang w:val="en-US" w:eastAsia="zh-TW"/>
+        </w:rPr>
+        <w:t xml:space="preserve"> coding</w:t>
+      </w:r>
       <w:bookmarkStart w:id="0" w:name="_GoBack"/>
       <w:bookmarkEnd w:id="0"/>
-    </w:p>
-    <w:p>
-      <w:pPr>
-        <w:ind w:left="210" w:hanging="210" w:hangingChars="100"/>
-        <w:jc w:val="left"/>
-        <w:rPr>
-          <w:rFonts w:hint="eastAsia" w:eastAsia="PMingLiU"/>
-          <w:lang w:val="en-US" w:eastAsia="zh-TW"/>
-        </w:rPr>
-      </w:pPr>
-      <w:r>
-        <w:rPr>
-          <w:rFonts w:hint="eastAsia" w:eastAsia="PMingLiU"/>
-          <w:lang w:val="en-US" w:eastAsia="zh-TW"/>
-        </w:rPr>
-        <w:t xml:space="preserve">-The github changes to </w:t>
-      </w:r>
-      <w:r>
-        <w:fldChar w:fldCharType="begin"/>
-      </w:r>
-      <w:r>
-        <w:instrText xml:space="preserve"> HYPERLINK "https://github.com/wingftsui/Final-Year-Project-New" </w:instrText>
-      </w:r>
-      <w:r>
-        <w:fldChar w:fldCharType="separate"/>
-      </w:r>
-      <w:r>
-        <w:rPr>
-          <w:rStyle w:val="4"/>
-        </w:rPr>
-        <w:t>https://github.com/wingftsui/Final-Year-Project-New</w:t>
-      </w:r>
-      <w:r>
-        <w:rPr>
-          <w:rStyle w:val="4"/>
-        </w:rPr>
-        <w:fldChar w:fldCharType="end"/>
-      </w:r>
-      <w:r>
-        <w:rPr>
-          <w:rFonts w:hint="eastAsia" w:eastAsia="PMingLiU"/>
-          <w:color w:val="FF0000"/>
-          <w:lang w:eastAsia="zh-TW"/>
-        </w:rPr>
-        <w:t xml:space="preserve"> </w:t>
-      </w:r>
-      <w:r>
-        <w:rPr>
-          <w:rFonts w:hint="eastAsia" w:eastAsia="PMingLiU"/>
-          <w:lang w:val="en-US" w:eastAsia="zh-TW"/>
-        </w:rPr>
-        <w:t xml:space="preserve">(from the old repository : </w:t>
-      </w:r>
-      <w:r>
-        <w:fldChar w:fldCharType="begin"/>
-      </w:r>
-      <w:r>
-        <w:instrText xml:space="preserve"> HYPERLINK "https://github.com/wingftsui/project-wingftsui" </w:instrText>
-      </w:r>
-      <w:r>
-        <w:fldChar w:fldCharType="separate"/>
-      </w:r>
-      <w:r>
-        <w:rPr>
-          <w:rStyle w:val="5"/>
-        </w:rPr>
-        <w:t>https://github.com/wingftsui/project-wingftsui</w:t>
-      </w:r>
-      <w:r>
-        <w:rPr>
-          <w:rStyle w:val="5"/>
-        </w:rPr>
-        <w:fldChar w:fldCharType="end"/>
-      </w:r>
-      <w:r>
-        <w:rPr>
-          <w:rFonts w:hint="eastAsia" w:eastAsia="PMingLiU"/>
-          <w:lang w:val="en-US" w:eastAsia="zh-TW"/>
-        </w:rPr>
-        <w:t xml:space="preserve"> ). The new github repository is based on the old one (Cloning it) and then making great changes on it.</w:t>
-      </w:r>
-    </w:p>
-    <w:p>
-      <w:pPr>
-        <w:rPr>
-          <w:rFonts w:hint="eastAsia" w:eastAsia="PMingLiU"/>
-          <w:lang w:val="en-US" w:eastAsia="zh-TW"/>
-        </w:rPr>
-      </w:pPr>
-    </w:p>
-    <w:p>
-      <w:pPr>
-        <w:rPr>
-          <w:rFonts w:hint="eastAsia" w:eastAsia="PMingLiU"/>
-          <w:lang w:val="en-US" w:eastAsia="zh-TW"/>
-        </w:rPr>
-      </w:pPr>
-      <w:r>
-        <w:rPr>
-          <w:rFonts w:hint="eastAsia" w:eastAsia="PMingLiU"/>
-          <w:u w:val="single"/>
-          <w:lang w:val="en-US" w:eastAsia="zh-TW"/>
-        </w:rPr>
-        <w:t>Changing the main logic of the detection module</w:t>
-      </w:r>
-    </w:p>
-    <w:p>
-      <w:pPr>
-        <w:rPr>
-          <w:rFonts w:hint="eastAsia"/>
-          <w:lang w:eastAsia="zh-TW"/>
-        </w:rPr>
-      </w:pPr>
-      <w:r>
-        <w:rPr>
-          <w:rFonts w:hint="eastAsia" w:eastAsia="PMingLiU"/>
-          <w:lang w:val="en-US" w:eastAsia="zh-TW"/>
-        </w:rPr>
-        <w:t xml:space="preserve">- </w:t>
-      </w:r>
-      <w:r>
-        <w:rPr>
-          <w:rFonts w:hint="eastAsia"/>
-          <w:lang w:eastAsia="zh-TW"/>
-        </w:rPr>
-        <w:t>Stop using abnormal RSSI as a detection mechanism</w:t>
-      </w:r>
-    </w:p>
-    <w:p>
-      <w:pPr>
-        <w:rPr>
-          <w:rFonts w:hint="default"/>
-          <w:lang w:val="en-US" w:eastAsia="zh-TW"/>
-        </w:rPr>
-      </w:pPr>
-      <w:r>
-        <w:rPr>
-          <w:rFonts w:hint="eastAsia"/>
-          <w:lang w:val="en-US" w:eastAsia="zh-TW"/>
-        </w:rPr>
-        <w:t xml:space="preserve">- </w:t>
-      </w:r>
-      <w:r>
-        <w:rPr>
-          <w:rFonts w:hint="eastAsia"/>
-          <w:lang w:eastAsia="zh-TW"/>
-        </w:rPr>
-        <w:t>Stop using abnormal sequence number as a detection mechanism</w:t>
-      </w:r>
-    </w:p>
-    <w:p>
-      <w:pPr>
-        <w:rPr>
-          <w:rFonts w:hint="default" w:eastAsia="PMingLiU"/>
-          <w:lang w:val="en-US" w:eastAsia="zh-TW"/>
-        </w:rPr>
-      </w:pPr>
-      <w:r>
-        <w:rPr>
-          <w:rFonts w:hint="eastAsia" w:eastAsia="PMingLiU"/>
-          <w:lang w:val="en-US" w:eastAsia="zh-TW"/>
-        </w:rPr>
-        <w:t xml:space="preserve">- </w:t>
-      </w:r>
-      <w:r>
-        <w:rPr>
-          <w:rFonts w:hint="eastAsia"/>
-          <w:lang w:eastAsia="zh-TW"/>
-        </w:rPr>
-        <w:t>U</w:t>
-      </w:r>
-      <w:r>
-        <w:rPr>
-          <w:lang w:eastAsia="zh-TW"/>
-        </w:rPr>
-        <w:t>s</w:t>
-      </w:r>
-      <w:r>
-        <w:rPr>
-          <w:rFonts w:hint="eastAsia"/>
-          <w:lang w:eastAsia="zh-TW"/>
-        </w:rPr>
-        <w:t>ing</w:t>
-      </w:r>
-      <w:r>
-        <w:rPr>
-          <w:lang w:eastAsia="zh-TW"/>
-        </w:rPr>
-        <w:t xml:space="preserve"> </w:t>
-      </w:r>
-      <w:r>
-        <w:rPr>
-          <w:rFonts w:hint="eastAsia"/>
-          <w:lang w:eastAsia="zh-TW"/>
-        </w:rPr>
-        <w:t>Rule based</w:t>
-      </w:r>
-      <w:r>
-        <w:rPr>
-          <w:lang w:eastAsia="zh-TW"/>
-        </w:rPr>
-        <w:t xml:space="preserve"> </w:t>
-      </w:r>
-      <w:r>
-        <w:rPr>
-          <w:rFonts w:hint="eastAsia"/>
-          <w:lang w:eastAsia="zh-TW"/>
-        </w:rPr>
-        <w:t>L</w:t>
-      </w:r>
-      <w:r>
-        <w:rPr>
-          <w:lang w:eastAsia="zh-TW"/>
-        </w:rPr>
-        <w:t xml:space="preserve">ogic as the </w:t>
-      </w:r>
-      <w:r>
-        <w:rPr>
-          <w:rFonts w:hint="eastAsia"/>
-          <w:lang w:eastAsia="zh-TW"/>
-        </w:rPr>
-        <w:t>D</w:t>
-      </w:r>
-      <w:r>
-        <w:rPr>
-          <w:lang w:eastAsia="zh-TW"/>
-        </w:rPr>
-        <w:t xml:space="preserve">etection </w:t>
-      </w:r>
-      <w:r>
-        <w:rPr>
-          <w:rFonts w:hint="eastAsia"/>
-          <w:lang w:eastAsia="zh-TW"/>
-        </w:rPr>
-        <w:t>M</w:t>
-      </w:r>
-      <w:r>
-        <w:rPr>
-          <w:lang w:eastAsia="zh-TW"/>
-        </w:rPr>
-        <w:t>echanism</w:t>
-      </w:r>
-      <w:r>
-        <w:rPr>
-          <w:rFonts w:hint="eastAsia"/>
-          <w:lang w:eastAsia="zh-TW"/>
-        </w:rPr>
-        <w:t xml:space="preserve"> Instead</w:t>
-      </w:r>
     </w:p>
     <w:p>
       <w:pPr>
